--- a/Collatio/16/1. Textos/2. Limpios/16-D.docx
+++ b/Collatio/16/1. Textos/2. Limpios/16-D.docx
@@ -1,17 +1,17 @@
 
 <file path=word/document.xml><?xml version="1.0" encoding="utf-8"?>
-<w:document xmlns:wpc="http://schemas.microsoft.com/office/word/2010/wordprocessingCanvas" xmlns:cx="http://schemas.microsoft.com/office/drawing/2014/chartex" xmlns:cx1="http://schemas.microsoft.com/office/drawing/2015/9/8/chartex" xmlns:cx2="http://schemas.microsoft.com/office/drawing/2015/10/21/chartex" xmlns:cx3="http://schemas.microsoft.com/office/drawing/2016/5/9/chartex" xmlns:cx4="http://schemas.microsoft.com/office/drawing/2016/5/10/chartex" xmlns:cx5="http://schemas.microsoft.com/office/drawing/2016/5/11/chartex" xmlns:cx6="http://schemas.microsoft.com/office/drawing/2016/5/12/chartex" xmlns:cx7="http://schemas.microsoft.com/office/drawing/2016/5/13/chartex" xmlns:cx8="http://schemas.microsoft.com/office/drawing/2016/5/14/chartex" xmlns:mc="http://schemas.openxmlformats.org/markup-compatibility/2006" xmlns:aink="http://schemas.microsoft.com/office/drawing/2016/ink" xmlns:am3d="http://schemas.microsoft.com/office/drawing/2017/model3d" xmlns:o="urn:schemas-microsoft-com:office:office" xmlns:oel="http://schemas.microsoft.com/office/2019/extlst" xmlns:r="http://schemas.openxmlformats.org/officeDocument/2006/relationships" xmlns:m="http://schemas.openxmlformats.org/officeDocument/2006/math" xmlns:v="urn:schemas-microsoft-com:vml" xmlns:wp14="http://schemas.microsoft.com/office/word/2010/wordprocessingDrawing" xmlns:wp="http://schemas.openxmlformats.org/drawingml/2006/wordprocessingDrawing" xmlns:w10="urn:schemas-microsoft-com:office:word" xmlns:w="http://schemas.openxmlformats.org/wordprocessingml/2006/main" xmlns:w14="http://schemas.microsoft.com/office/word/2010/wordml" xmlns:w15="http://schemas.microsoft.com/office/word/2012/wordml" xmlns:w16cex="http://schemas.microsoft.com/office/word/2018/wordml/cex" xmlns:w16cid="http://schemas.microsoft.com/office/word/2016/wordml/cid" xmlns:w16="http://schemas.microsoft.com/office/word/2018/wordml" xmlns:w16sdtdh="http://schemas.microsoft.com/office/word/2020/wordml/sdtdatahash" xmlns:w16se="http://schemas.microsoft.com/office/word/2015/wordml/symex" xmlns:wpg="http://schemas.microsoft.com/office/word/2010/wordprocessingGroup" xmlns:wpi="http://schemas.microsoft.com/office/word/2010/wordprocessingInk" xmlns:wne="http://schemas.microsoft.com/office/word/2006/wordml" xmlns:wps="http://schemas.microsoft.com/office/word/2010/wordprocessingShape" mc:Ignorable="w14 w15 w16se w16cid w16 w16cex w16sdtdh wp14">
+<w:document xmlns:wpc="http://schemas.microsoft.com/office/word/2010/wordprocessingCanvas" xmlns:cx="http://schemas.microsoft.com/office/drawing/2014/chartex" xmlns:cx1="http://schemas.microsoft.com/office/drawing/2015/9/8/chartex" xmlns:cx2="http://schemas.microsoft.com/office/drawing/2015/10/21/chartex" xmlns:cx3="http://schemas.microsoft.com/office/drawing/2016/5/9/chartex" xmlns:cx4="http://schemas.microsoft.com/office/drawing/2016/5/10/chartex" xmlns:cx5="http://schemas.microsoft.com/office/drawing/2016/5/11/chartex" xmlns:cx6="http://schemas.microsoft.com/office/drawing/2016/5/12/chartex" xmlns:cx7="http://schemas.microsoft.com/office/drawing/2016/5/13/chartex" xmlns:cx8="http://schemas.microsoft.com/office/drawing/2016/5/14/chartex" xmlns:mc="http://schemas.openxmlformats.org/markup-compatibility/2006" xmlns:aink="http://schemas.microsoft.com/office/drawing/2016/ink" xmlns:am3d="http://schemas.microsoft.com/office/drawing/2017/model3d" xmlns:o="urn:schemas-microsoft-com:office:office" xmlns:oel="http://schemas.microsoft.com/office/2019/extlst" xmlns:r="http://schemas.openxmlformats.org/officeDocument/2006/relationships" xmlns:m="http://schemas.openxmlformats.org/officeDocument/2006/math" xmlns:v="urn:schemas-microsoft-com:vml" xmlns:wp14="http://schemas.microsoft.com/office/word/2010/wordprocessingDrawing" xmlns:wp="http://schemas.openxmlformats.org/drawingml/2006/wordprocessingDrawing" xmlns:w10="urn:schemas-microsoft-com:office:word" xmlns:w="http://schemas.openxmlformats.org/wordprocessingml/2006/main" xmlns:w14="http://schemas.microsoft.com/office/word/2010/wordml" xmlns:w15="http://schemas.microsoft.com/office/word/2012/wordml" xmlns:w16cex="http://schemas.microsoft.com/office/word/2018/wordml/cex" xmlns:w16cid="http://schemas.microsoft.com/office/word/2016/wordml/cid" xmlns:w16="http://schemas.microsoft.com/office/word/2018/wordml" xmlns:w16du="http://schemas.microsoft.com/office/word/2023/wordml/word16du" xmlns:w16sdtdh="http://schemas.microsoft.com/office/word/2020/wordml/sdtdatahash" xmlns:w16sdtfl="http://schemas.microsoft.com/office/word/2024/wordml/sdtformatlock" xmlns:w16se="http://schemas.microsoft.com/office/word/2015/wordml/symex" xmlns:wpg="http://schemas.microsoft.com/office/word/2010/wordprocessingGroup" xmlns:wpi="http://schemas.microsoft.com/office/word/2010/wordprocessingInk" xmlns:wne="http://schemas.microsoft.com/office/word/2006/wordml" xmlns:wps="http://schemas.microsoft.com/office/word/2010/wordprocessingShape" mc:Ignorable="w14 w15 w16se w16cid w16 w16cex w16sdtdh w16sdtfl w16du wp14">
   <w:body>
     <w:p>
       <w:pPr>
         <w:rPr>
-          <w:rFonts w:ascii="Garamond" w:hAnsi="Garamond"/>
+          <w:rFonts w:ascii="Brill" w:hAnsi="Brill"/>
           <w:lang w:val="es-ES"/>
         </w:rPr>
       </w:pPr>
       <w:r>
         <w:rPr>
-          <w:rFonts w:ascii="Garamond" w:hAnsi="Garamond"/>
+          <w:rFonts w:ascii="Brill" w:hAnsi="Brill"/>
           <w:lang w:val="es-ES"/>
         </w:rPr>
         <w:t xml:space="preserve">Pregunto el </w:t>
@@ -19,7 +19,7 @@
       <w:proofErr w:type="spellStart"/>
       <w:r>
         <w:rPr>
-          <w:rFonts w:ascii="Garamond" w:hAnsi="Garamond"/>
+          <w:rFonts w:ascii="Brill" w:hAnsi="Brill"/>
           <w:lang w:val="es-ES"/>
         </w:rPr>
         <w:t>diciplo</w:t>
@@ -27,7 +27,215 @@
       <w:proofErr w:type="spellEnd"/>
       <w:r>
         <w:rPr>
-          <w:rFonts w:ascii="Garamond" w:hAnsi="Garamond"/>
+          <w:rFonts w:ascii="Brill" w:hAnsi="Brill"/>
+          <w:lang w:val="es-ES"/>
+        </w:rPr>
+        <w:t xml:space="preserve"> e dixo maestro ruego te que me digas </w:t>
+      </w:r>
+      <w:proofErr w:type="spellStart"/>
+      <w:r>
+        <w:rPr>
+          <w:rFonts w:ascii="Brill" w:hAnsi="Brill"/>
+          <w:lang w:val="es-ES"/>
+        </w:rPr>
+        <w:t>por que</w:t>
+      </w:r>
+      <w:proofErr w:type="spellEnd"/>
+      <w:r>
+        <w:rPr>
+          <w:rFonts w:ascii="Brill" w:hAnsi="Brill"/>
+          <w:lang w:val="es-ES"/>
+        </w:rPr>
+        <w:t xml:space="preserve"> </w:t>
+      </w:r>
+      <w:proofErr w:type="spellStart"/>
+      <w:r>
+        <w:rPr>
+          <w:rFonts w:ascii="Brill" w:hAnsi="Brill"/>
+          <w:lang w:val="es-ES"/>
+        </w:rPr>
+        <w:t>razon</w:t>
+      </w:r>
+      <w:proofErr w:type="spellEnd"/>
+      <w:r>
+        <w:rPr>
+          <w:rFonts w:ascii="Brill" w:hAnsi="Brill"/>
+          <w:lang w:val="es-ES"/>
+        </w:rPr>
+        <w:t xml:space="preserve"> quiso el nuestro señor seer de </w:t>
+      </w:r>
+      <w:proofErr w:type="spellStart"/>
+      <w:r>
+        <w:rPr>
+          <w:rFonts w:ascii="Brill" w:hAnsi="Brill"/>
+          <w:lang w:val="es-ES"/>
+        </w:rPr>
+        <w:t>edat</w:t>
+      </w:r>
+      <w:proofErr w:type="spellEnd"/>
+      <w:r>
+        <w:rPr>
+          <w:rFonts w:ascii="Brill" w:hAnsi="Brill"/>
+          <w:lang w:val="es-ES"/>
+        </w:rPr>
+        <w:t xml:space="preserve"> de treinta e tres años </w:t>
+      </w:r>
+      <w:proofErr w:type="spellStart"/>
+      <w:r>
+        <w:rPr>
+          <w:rFonts w:ascii="Brill" w:hAnsi="Brill"/>
+          <w:lang w:val="es-ES"/>
+        </w:rPr>
+        <w:t>quando</w:t>
+      </w:r>
+      <w:proofErr w:type="spellEnd"/>
+      <w:r>
+        <w:rPr>
+          <w:rFonts w:ascii="Brill" w:hAnsi="Brill"/>
+          <w:lang w:val="es-ES"/>
+        </w:rPr>
+        <w:t xml:space="preserve"> tomo muerte en la santa cruz e non de </w:t>
+      </w:r>
+      <w:proofErr w:type="spellStart"/>
+      <w:r>
+        <w:rPr>
+          <w:rFonts w:ascii="Brill" w:hAnsi="Brill"/>
+          <w:lang w:val="es-ES"/>
+        </w:rPr>
+        <w:t>mas</w:t>
+      </w:r>
+      <w:proofErr w:type="spellEnd"/>
+      <w:r>
+        <w:rPr>
+          <w:rFonts w:ascii="Brill" w:hAnsi="Brill"/>
+          <w:lang w:val="es-ES"/>
+        </w:rPr>
+        <w:t xml:space="preserve"> nin de menos </w:t>
+      </w:r>
+      <w:proofErr w:type="spellStart"/>
+      <w:r>
+        <w:rPr>
+          <w:rFonts w:ascii="Brill" w:hAnsi="Brill"/>
+          <w:lang w:val="es-ES"/>
+        </w:rPr>
+        <w:t>respondio</w:t>
+      </w:r>
+      <w:proofErr w:type="spellEnd"/>
+      <w:r>
+        <w:rPr>
+          <w:rFonts w:ascii="Brill" w:hAnsi="Brill"/>
+          <w:lang w:val="es-ES"/>
+        </w:rPr>
+        <w:t xml:space="preserve"> el maestro e dixo yo te lo </w:t>
+      </w:r>
+      <w:proofErr w:type="spellStart"/>
+      <w:r>
+        <w:rPr>
+          <w:rFonts w:ascii="Brill" w:hAnsi="Brill"/>
+          <w:lang w:val="es-ES"/>
+        </w:rPr>
+        <w:t>dire</w:t>
+      </w:r>
+      <w:proofErr w:type="spellEnd"/>
+      <w:r>
+        <w:rPr>
+          <w:rFonts w:ascii="Brill" w:hAnsi="Brill"/>
+          <w:lang w:val="es-ES"/>
+        </w:rPr>
+        <w:t xml:space="preserve"> sepas que tres maneras son de edades por que pasan todos los ombres del mundo la primera es niñez e esta se cuenta desde que ombre nasce fasta </w:t>
+      </w:r>
+      <w:proofErr w:type="spellStart"/>
+      <w:r>
+        <w:rPr>
+          <w:rFonts w:ascii="Brill" w:hAnsi="Brill"/>
+          <w:lang w:val="es-ES"/>
+        </w:rPr>
+        <w:t>quinze</w:t>
+      </w:r>
+      <w:proofErr w:type="spellEnd"/>
+      <w:r>
+        <w:rPr>
+          <w:rFonts w:ascii="Brill" w:hAnsi="Brill"/>
+          <w:lang w:val="es-ES"/>
+        </w:rPr>
+        <w:t xml:space="preserve"> años e entra en los diez e </w:t>
+      </w:r>
+      <w:proofErr w:type="spellStart"/>
+      <w:r>
+        <w:rPr>
+          <w:rFonts w:ascii="Brill" w:hAnsi="Brill"/>
+          <w:lang w:val="es-ES"/>
+        </w:rPr>
+        <w:t>seyes</w:t>
+      </w:r>
+      <w:proofErr w:type="spellEnd"/>
+      <w:r>
+        <w:rPr>
+          <w:rFonts w:ascii="Brill" w:hAnsi="Brill"/>
+          <w:lang w:val="es-ES"/>
+        </w:rPr>
+        <w:t xml:space="preserve"> la segunda es </w:t>
+      </w:r>
+      <w:proofErr w:type="spellStart"/>
+      <w:r>
+        <w:rPr>
+          <w:rFonts w:ascii="Brill" w:hAnsi="Brill"/>
+          <w:lang w:val="es-ES"/>
+        </w:rPr>
+        <w:t>mancebia</w:t>
+      </w:r>
+      <w:proofErr w:type="spellEnd"/>
+      <w:r>
+        <w:rPr>
+          <w:rFonts w:ascii="Brill" w:hAnsi="Brill"/>
+          <w:lang w:val="es-ES"/>
+        </w:rPr>
+        <w:t xml:space="preserve"> e esta se cuenta desde los diez e seis años fasta que llega a los treinta e la tercera es ombre </w:t>
+      </w:r>
+      <w:proofErr w:type="spellStart"/>
+      <w:r>
+        <w:rPr>
+          <w:rFonts w:ascii="Brill" w:hAnsi="Brill"/>
+          <w:lang w:val="es-ES"/>
+        </w:rPr>
+        <w:t>conplido</w:t>
+      </w:r>
+      <w:proofErr w:type="spellEnd"/>
+      <w:r>
+        <w:rPr>
+          <w:rFonts w:ascii="Brill" w:hAnsi="Brill"/>
+          <w:lang w:val="es-ES"/>
+        </w:rPr>
+        <w:t xml:space="preserve"> e esta se cuenta desde los treinta años en adelante e desde </w:t>
+      </w:r>
+      <w:proofErr w:type="spellStart"/>
+      <w:r>
+        <w:rPr>
+          <w:rFonts w:ascii="Brill" w:hAnsi="Brill"/>
+          <w:lang w:val="es-ES"/>
+        </w:rPr>
+        <w:t>alli</w:t>
+      </w:r>
+      <w:proofErr w:type="spellEnd"/>
+      <w:r>
+        <w:rPr>
+          <w:rFonts w:ascii="Brill" w:hAnsi="Brill"/>
+          <w:lang w:val="es-ES"/>
+        </w:rPr>
+        <w:t xml:space="preserve"> va yendo a </w:t>
+      </w:r>
+      <w:proofErr w:type="spellStart"/>
+      <w:r>
+        <w:rPr>
+          <w:rFonts w:ascii="Brill" w:hAnsi="Brill"/>
+          <w:lang w:val="es-ES"/>
+        </w:rPr>
+        <w:t>vejedat</w:t>
+      </w:r>
+      <w:proofErr w:type="spellEnd"/>
+      <w:r>
+        <w:rPr>
+          <w:rFonts w:ascii="Brill" w:hAnsi="Brill"/>
           <w:lang w:val="es-ES"/>
         </w:rPr>
         <w:t xml:space="preserve"> e </w:t>
@@ -35,23 +243,7 @@
       <w:proofErr w:type="spellStart"/>
       <w:r>
         <w:rPr>
-          <w:rFonts w:ascii="Garamond" w:hAnsi="Garamond"/>
-          <w:lang w:val="es-ES"/>
-        </w:rPr>
-        <w:t>dixo</w:t>
-      </w:r>
-      <w:proofErr w:type="spellEnd"/>
-      <w:r>
-        <w:rPr>
-          <w:rFonts w:ascii="Garamond" w:hAnsi="Garamond"/>
-          <w:lang w:val="es-ES"/>
-        </w:rPr>
-        <w:t xml:space="preserve"> maestro ruego te que me digas </w:t>
-      </w:r>
-      <w:proofErr w:type="spellStart"/>
-      <w:r>
-        <w:rPr>
-          <w:rFonts w:ascii="Garamond" w:hAnsi="Garamond"/>
+          <w:rFonts w:ascii="Brill" w:hAnsi="Brill"/>
           <w:lang w:val="es-ES"/>
         </w:rPr>
         <w:t>por que</w:t>
@@ -59,7 +251,103 @@
       <w:proofErr w:type="spellEnd"/>
       <w:r>
         <w:rPr>
-          <w:rFonts w:ascii="Garamond" w:hAnsi="Garamond"/>
+          <w:rFonts w:ascii="Brill" w:hAnsi="Brill"/>
+          <w:lang w:val="es-ES"/>
+        </w:rPr>
+        <w:t xml:space="preserve"> el pecado de Adam tañe en estas tres edades e </w:t>
+      </w:r>
+      <w:proofErr w:type="spellStart"/>
+      <w:r>
+        <w:rPr>
+          <w:rFonts w:ascii="Brill" w:hAnsi="Brill"/>
+          <w:lang w:val="es-ES"/>
+        </w:rPr>
+        <w:t>por que</w:t>
+      </w:r>
+      <w:proofErr w:type="spellEnd"/>
+      <w:r>
+        <w:rPr>
+          <w:rFonts w:ascii="Brill" w:hAnsi="Brill"/>
+          <w:lang w:val="es-ES"/>
+        </w:rPr>
+        <w:t xml:space="preserve"> todas estas edades </w:t>
+      </w:r>
+      <w:proofErr w:type="spellStart"/>
+      <w:r>
+        <w:rPr>
+          <w:rFonts w:ascii="Brill" w:hAnsi="Brill"/>
+          <w:lang w:val="es-ES"/>
+        </w:rPr>
+        <w:t>lazdravan</w:t>
+      </w:r>
+      <w:proofErr w:type="spellEnd"/>
+      <w:r>
+        <w:rPr>
+          <w:rFonts w:ascii="Brill" w:hAnsi="Brill"/>
+          <w:lang w:val="es-ES"/>
+        </w:rPr>
+        <w:t xml:space="preserve"> por ello niños e mancebos e ombres </w:t>
+      </w:r>
+      <w:proofErr w:type="spellStart"/>
+      <w:r>
+        <w:rPr>
+          <w:rFonts w:ascii="Brill" w:hAnsi="Brill"/>
+          <w:lang w:val="es-ES"/>
+        </w:rPr>
+        <w:t>conplidos</w:t>
+      </w:r>
+      <w:proofErr w:type="spellEnd"/>
+      <w:r>
+        <w:rPr>
+          <w:rFonts w:ascii="Brill" w:hAnsi="Brill"/>
+          <w:lang w:val="es-ES"/>
+        </w:rPr>
+        <w:t xml:space="preserve"> e por esto quiso el nuestro señor tomar muerte en </w:t>
+      </w:r>
+      <w:proofErr w:type="spellStart"/>
+      <w:r>
+        <w:rPr>
+          <w:rFonts w:ascii="Brill" w:hAnsi="Brill"/>
+          <w:lang w:val="es-ES"/>
+        </w:rPr>
+        <w:t>edat</w:t>
+      </w:r>
+      <w:proofErr w:type="spellEnd"/>
+      <w:r>
+        <w:rPr>
+          <w:rFonts w:ascii="Brill" w:hAnsi="Brill"/>
+          <w:lang w:val="es-ES"/>
+        </w:rPr>
+        <w:t xml:space="preserve"> de treinta e tres años e medio por </w:t>
+      </w:r>
+      <w:proofErr w:type="spellStart"/>
+      <w:r>
+        <w:rPr>
+          <w:rFonts w:ascii="Brill" w:hAnsi="Brill"/>
+          <w:lang w:val="es-ES"/>
+        </w:rPr>
+        <w:t>razon</w:t>
+      </w:r>
+      <w:proofErr w:type="spellEnd"/>
+      <w:r>
+        <w:rPr>
+          <w:rFonts w:ascii="Brill" w:hAnsi="Brill"/>
+          <w:lang w:val="es-ES"/>
+        </w:rPr>
+        <w:t xml:space="preserve"> que esta </w:t>
+      </w:r>
+      <w:proofErr w:type="spellStart"/>
+      <w:r>
+        <w:rPr>
+          <w:rFonts w:ascii="Brill" w:hAnsi="Brill"/>
+          <w:lang w:val="es-ES"/>
+        </w:rPr>
+        <w:t>edat</w:t>
+      </w:r>
+      <w:proofErr w:type="spellEnd"/>
+      <w:r>
+        <w:rPr>
+          <w:rFonts w:ascii="Brill" w:hAnsi="Brill"/>
           <w:lang w:val="es-ES"/>
         </w:rPr>
         <w:t xml:space="preserve"> </w:t>
@@ -67,39 +355,23 @@
       <w:proofErr w:type="spellStart"/>
       <w:r>
         <w:rPr>
-          <w:rFonts w:ascii="Garamond" w:hAnsi="Garamond"/>
-          <w:lang w:val="es-ES"/>
-        </w:rPr>
-        <w:t>razon</w:t>
-      </w:r>
-      <w:proofErr w:type="spellEnd"/>
-      <w:r>
-        <w:rPr>
-          <w:rFonts w:ascii="Garamond" w:hAnsi="Garamond"/>
-          <w:lang w:val="es-ES"/>
-        </w:rPr>
-        <w:t xml:space="preserve"> quiso el nuestro señor </w:t>
-      </w:r>
-      <w:proofErr w:type="spellStart"/>
-      <w:r>
-        <w:rPr>
-          <w:rFonts w:ascii="Garamond" w:hAnsi="Garamond"/>
-          <w:lang w:val="es-ES"/>
-        </w:rPr>
-        <w:t>seer</w:t>
-      </w:r>
-      <w:proofErr w:type="spellEnd"/>
-      <w:r>
-        <w:rPr>
-          <w:rFonts w:ascii="Garamond" w:hAnsi="Garamond"/>
-          <w:lang w:val="es-ES"/>
-        </w:rPr>
-        <w:t xml:space="preserve"> de </w:t>
-      </w:r>
-      <w:proofErr w:type="spellStart"/>
-      <w:r>
-        <w:rPr>
-          <w:rFonts w:ascii="Garamond" w:hAnsi="Garamond"/>
+          <w:rFonts w:ascii="Brill" w:hAnsi="Brill"/>
+          <w:lang w:val="es-ES"/>
+        </w:rPr>
+        <w:t>conprende</w:t>
+      </w:r>
+      <w:proofErr w:type="spellEnd"/>
+      <w:r>
+        <w:rPr>
+          <w:rFonts w:ascii="Brill" w:hAnsi="Brill"/>
+          <w:lang w:val="es-ES"/>
+        </w:rPr>
+        <w:t xml:space="preserve"> en si estas tres edades como te e ya contado a la </w:t>
+      </w:r>
+      <w:proofErr w:type="spellStart"/>
+      <w:r>
+        <w:rPr>
+          <w:rFonts w:ascii="Brill" w:hAnsi="Brill"/>
           <w:lang w:val="es-ES"/>
         </w:rPr>
         <w:t>edat</w:t>
@@ -107,31 +379,79 @@
       <w:proofErr w:type="spellEnd"/>
       <w:r>
         <w:rPr>
-          <w:rFonts w:ascii="Garamond" w:hAnsi="Garamond"/>
-          <w:lang w:val="es-ES"/>
-        </w:rPr>
-        <w:t xml:space="preserve"> de treinta e tres años </w:t>
-      </w:r>
-      <w:proofErr w:type="spellStart"/>
-      <w:r>
-        <w:rPr>
-          <w:rFonts w:ascii="Garamond" w:hAnsi="Garamond"/>
-          <w:lang w:val="es-ES"/>
-        </w:rPr>
-        <w:t>quando</w:t>
-      </w:r>
-      <w:proofErr w:type="spellEnd"/>
-      <w:r>
-        <w:rPr>
-          <w:rFonts w:ascii="Garamond" w:hAnsi="Garamond"/>
-          <w:lang w:val="es-ES"/>
-        </w:rPr>
-        <w:t xml:space="preserve"> tomo muerte en la santa cruz e non de </w:t>
-      </w:r>
-      <w:proofErr w:type="spellStart"/>
-      <w:r>
-        <w:rPr>
-          <w:rFonts w:ascii="Garamond" w:hAnsi="Garamond"/>
+          <w:rFonts w:ascii="Brill" w:hAnsi="Brill"/>
+          <w:lang w:val="es-ES"/>
+        </w:rPr>
+        <w:t xml:space="preserve"> de niñez </w:t>
+      </w:r>
+      <w:proofErr w:type="spellStart"/>
+      <w:r>
+        <w:rPr>
+          <w:rFonts w:ascii="Brill" w:hAnsi="Brill"/>
+          <w:lang w:val="es-ES"/>
+        </w:rPr>
+        <w:t>conprende</w:t>
+      </w:r>
+      <w:proofErr w:type="spellEnd"/>
+      <w:r>
+        <w:rPr>
+          <w:rFonts w:ascii="Brill" w:hAnsi="Brill"/>
+          <w:lang w:val="es-ES"/>
+        </w:rPr>
+        <w:t xml:space="preserve"> que paso por ella e a la </w:t>
+      </w:r>
+      <w:proofErr w:type="spellStart"/>
+      <w:r>
+        <w:rPr>
+          <w:rFonts w:ascii="Brill" w:hAnsi="Brill"/>
+          <w:lang w:val="es-ES"/>
+        </w:rPr>
+        <w:t>mancebia</w:t>
+      </w:r>
+      <w:proofErr w:type="spellEnd"/>
+      <w:r>
+        <w:rPr>
+          <w:rFonts w:ascii="Brill" w:hAnsi="Brill"/>
+          <w:lang w:val="es-ES"/>
+        </w:rPr>
+        <w:t xml:space="preserve"> por que se </w:t>
+      </w:r>
+      <w:proofErr w:type="spellStart"/>
+      <w:r>
+        <w:rPr>
+          <w:rFonts w:ascii="Brill" w:hAnsi="Brill"/>
+          <w:lang w:val="es-ES"/>
+        </w:rPr>
+        <w:t>cunplio</w:t>
+      </w:r>
+      <w:proofErr w:type="spellEnd"/>
+      <w:r>
+        <w:rPr>
+          <w:rFonts w:ascii="Brill" w:hAnsi="Brill"/>
+          <w:lang w:val="es-ES"/>
+        </w:rPr>
+        <w:t xml:space="preserve"> </w:t>
+      </w:r>
+      <w:proofErr w:type="spellStart"/>
+      <w:r>
+        <w:rPr>
+          <w:rFonts w:ascii="Brill" w:hAnsi="Brill"/>
+          <w:lang w:val="es-ES"/>
+        </w:rPr>
+        <w:t>alli</w:t>
+      </w:r>
+      <w:proofErr w:type="spellEnd"/>
+      <w:r>
+        <w:rPr>
+          <w:rFonts w:ascii="Brill" w:hAnsi="Brill"/>
+          <w:lang w:val="es-ES"/>
+        </w:rPr>
+        <w:t xml:space="preserve"> do se acabaron los treinta años e aquellos tres que son de </w:t>
+      </w:r>
+      <w:proofErr w:type="spellStart"/>
+      <w:r>
+        <w:rPr>
+          <w:rFonts w:ascii="Brill" w:hAnsi="Brill"/>
           <w:lang w:val="es-ES"/>
         </w:rPr>
         <w:t>mas</w:t>
@@ -139,455 +459,7 @@
       <w:proofErr w:type="spellEnd"/>
       <w:r>
         <w:rPr>
-          <w:rFonts w:ascii="Garamond" w:hAnsi="Garamond"/>
-          <w:lang w:val="es-ES"/>
-        </w:rPr>
-        <w:t xml:space="preserve"> </w:t>
-      </w:r>
-      <w:proofErr w:type="spellStart"/>
-      <w:r>
-        <w:rPr>
-          <w:rFonts w:ascii="Garamond" w:hAnsi="Garamond"/>
-          <w:lang w:val="es-ES"/>
-        </w:rPr>
-        <w:t>nin</w:t>
-      </w:r>
-      <w:proofErr w:type="spellEnd"/>
-      <w:r>
-        <w:rPr>
-          <w:rFonts w:ascii="Garamond" w:hAnsi="Garamond"/>
-          <w:lang w:val="es-ES"/>
-        </w:rPr>
-        <w:t xml:space="preserve"> de menos </w:t>
-      </w:r>
-      <w:proofErr w:type="spellStart"/>
-      <w:r>
-        <w:rPr>
-          <w:rFonts w:ascii="Garamond" w:hAnsi="Garamond"/>
-          <w:lang w:val="es-ES"/>
-        </w:rPr>
-        <w:t>respondio</w:t>
-      </w:r>
-      <w:proofErr w:type="spellEnd"/>
-      <w:r>
-        <w:rPr>
-          <w:rFonts w:ascii="Garamond" w:hAnsi="Garamond"/>
-          <w:lang w:val="es-ES"/>
-        </w:rPr>
-        <w:t xml:space="preserve"> el maestro e </w:t>
-      </w:r>
-      <w:proofErr w:type="spellStart"/>
-      <w:r>
-        <w:rPr>
-          <w:rFonts w:ascii="Garamond" w:hAnsi="Garamond"/>
-          <w:lang w:val="es-ES"/>
-        </w:rPr>
-        <w:t>dixo</w:t>
-      </w:r>
-      <w:proofErr w:type="spellEnd"/>
-      <w:r>
-        <w:rPr>
-          <w:rFonts w:ascii="Garamond" w:hAnsi="Garamond"/>
-          <w:lang w:val="es-ES"/>
-        </w:rPr>
-        <w:t xml:space="preserve"> yo te lo </w:t>
-      </w:r>
-      <w:proofErr w:type="spellStart"/>
-      <w:r>
-        <w:rPr>
-          <w:rFonts w:ascii="Garamond" w:hAnsi="Garamond"/>
-          <w:lang w:val="es-ES"/>
-        </w:rPr>
-        <w:t>dire</w:t>
-      </w:r>
-      <w:proofErr w:type="spellEnd"/>
-      <w:r>
-        <w:rPr>
-          <w:rFonts w:ascii="Garamond" w:hAnsi="Garamond"/>
-          <w:lang w:val="es-ES"/>
-        </w:rPr>
-        <w:t xml:space="preserve"> sepas que tres maneras son de edades por que pasan todos los </w:t>
-      </w:r>
-      <w:proofErr w:type="spellStart"/>
-      <w:r>
-        <w:rPr>
-          <w:rFonts w:ascii="Garamond" w:hAnsi="Garamond"/>
-          <w:lang w:val="es-ES"/>
-        </w:rPr>
-        <w:t>ombres</w:t>
-      </w:r>
-      <w:proofErr w:type="spellEnd"/>
-      <w:r>
-        <w:rPr>
-          <w:rFonts w:ascii="Garamond" w:hAnsi="Garamond"/>
-          <w:lang w:val="es-ES"/>
-        </w:rPr>
-        <w:t xml:space="preserve"> del mundo la primera es niñez e esta se cuenta desde que </w:t>
-      </w:r>
-      <w:proofErr w:type="spellStart"/>
-      <w:r>
-        <w:rPr>
-          <w:rFonts w:ascii="Garamond" w:hAnsi="Garamond"/>
-          <w:lang w:val="es-ES"/>
-        </w:rPr>
-        <w:t>ombre</w:t>
-      </w:r>
-      <w:proofErr w:type="spellEnd"/>
-      <w:r>
-        <w:rPr>
-          <w:rFonts w:ascii="Garamond" w:hAnsi="Garamond"/>
-          <w:lang w:val="es-ES"/>
-        </w:rPr>
-        <w:t xml:space="preserve"> nasce fasta </w:t>
-      </w:r>
-      <w:proofErr w:type="spellStart"/>
-      <w:r>
-        <w:rPr>
-          <w:rFonts w:ascii="Garamond" w:hAnsi="Garamond"/>
-          <w:lang w:val="es-ES"/>
-        </w:rPr>
-        <w:t>quinze</w:t>
-      </w:r>
-      <w:proofErr w:type="spellEnd"/>
-      <w:r>
-        <w:rPr>
-          <w:rFonts w:ascii="Garamond" w:hAnsi="Garamond"/>
-          <w:lang w:val="es-ES"/>
-        </w:rPr>
-        <w:t xml:space="preserve"> años e entra en los diez e </w:t>
-      </w:r>
-      <w:proofErr w:type="spellStart"/>
-      <w:r>
-        <w:rPr>
-          <w:rFonts w:ascii="Garamond" w:hAnsi="Garamond"/>
-          <w:lang w:val="es-ES"/>
-        </w:rPr>
-        <w:t>seyes</w:t>
-      </w:r>
-      <w:proofErr w:type="spellEnd"/>
-      <w:r>
-        <w:rPr>
-          <w:rFonts w:ascii="Garamond" w:hAnsi="Garamond"/>
-          <w:lang w:val="es-ES"/>
-        </w:rPr>
-        <w:t xml:space="preserve"> la segunda es </w:t>
-      </w:r>
-      <w:proofErr w:type="spellStart"/>
-      <w:r>
-        <w:rPr>
-          <w:rFonts w:ascii="Garamond" w:hAnsi="Garamond"/>
-          <w:lang w:val="es-ES"/>
-        </w:rPr>
-        <w:t>mancebia</w:t>
-      </w:r>
-      <w:proofErr w:type="spellEnd"/>
-      <w:r>
-        <w:rPr>
-          <w:rFonts w:ascii="Garamond" w:hAnsi="Garamond"/>
-          <w:lang w:val="es-ES"/>
-        </w:rPr>
-        <w:t xml:space="preserve"> e esta se cuenta desde los diez e seis años fasta que llega a los treinta e la tercera es </w:t>
-      </w:r>
-      <w:proofErr w:type="spellStart"/>
-      <w:r>
-        <w:rPr>
-          <w:rFonts w:ascii="Garamond" w:hAnsi="Garamond"/>
-          <w:lang w:val="es-ES"/>
-        </w:rPr>
-        <w:t>ombre</w:t>
-      </w:r>
-      <w:proofErr w:type="spellEnd"/>
-      <w:r>
-        <w:rPr>
-          <w:rFonts w:ascii="Garamond" w:hAnsi="Garamond"/>
-          <w:lang w:val="es-ES"/>
-        </w:rPr>
-        <w:t xml:space="preserve"> </w:t>
-      </w:r>
-      <w:proofErr w:type="spellStart"/>
-      <w:r>
-        <w:rPr>
-          <w:rFonts w:ascii="Garamond" w:hAnsi="Garamond"/>
-          <w:lang w:val="es-ES"/>
-        </w:rPr>
-        <w:t>conplido</w:t>
-      </w:r>
-      <w:proofErr w:type="spellEnd"/>
-      <w:r>
-        <w:rPr>
-          <w:rFonts w:ascii="Garamond" w:hAnsi="Garamond"/>
-          <w:lang w:val="es-ES"/>
-        </w:rPr>
-        <w:t xml:space="preserve"> e esta se cuenta desde los treinta años en adelante e desde </w:t>
-      </w:r>
-      <w:proofErr w:type="spellStart"/>
-      <w:r>
-        <w:rPr>
-          <w:rFonts w:ascii="Garamond" w:hAnsi="Garamond"/>
-          <w:lang w:val="es-ES"/>
-        </w:rPr>
-        <w:t>alli</w:t>
-      </w:r>
-      <w:proofErr w:type="spellEnd"/>
-      <w:r>
-        <w:rPr>
-          <w:rFonts w:ascii="Garamond" w:hAnsi="Garamond"/>
-          <w:lang w:val="es-ES"/>
-        </w:rPr>
-        <w:t xml:space="preserve"> va yendo a </w:t>
-      </w:r>
-      <w:proofErr w:type="spellStart"/>
-      <w:r>
-        <w:rPr>
-          <w:rFonts w:ascii="Garamond" w:hAnsi="Garamond"/>
-          <w:lang w:val="es-ES"/>
-        </w:rPr>
-        <w:t>vejedat</w:t>
-      </w:r>
-      <w:proofErr w:type="spellEnd"/>
-      <w:r>
-        <w:rPr>
-          <w:rFonts w:ascii="Garamond" w:hAnsi="Garamond"/>
-          <w:lang w:val="es-ES"/>
-        </w:rPr>
-        <w:t xml:space="preserve"> e </w:t>
-      </w:r>
-      <w:proofErr w:type="spellStart"/>
-      <w:r>
-        <w:rPr>
-          <w:rFonts w:ascii="Garamond" w:hAnsi="Garamond"/>
-          <w:lang w:val="es-ES"/>
-        </w:rPr>
-        <w:t>por que</w:t>
-      </w:r>
-      <w:proofErr w:type="spellEnd"/>
-      <w:r>
-        <w:rPr>
-          <w:rFonts w:ascii="Garamond" w:hAnsi="Garamond"/>
-          <w:lang w:val="es-ES"/>
-        </w:rPr>
-        <w:t xml:space="preserve"> el pecado de Adam tañe en estas tres edades e </w:t>
-      </w:r>
-      <w:proofErr w:type="spellStart"/>
-      <w:r>
-        <w:rPr>
-          <w:rFonts w:ascii="Garamond" w:hAnsi="Garamond"/>
-          <w:lang w:val="es-ES"/>
-        </w:rPr>
-        <w:t>por que</w:t>
-      </w:r>
-      <w:proofErr w:type="spellEnd"/>
-      <w:r>
-        <w:rPr>
-          <w:rFonts w:ascii="Garamond" w:hAnsi="Garamond"/>
-          <w:lang w:val="es-ES"/>
-        </w:rPr>
-        <w:t xml:space="preserve"> todas estas edades </w:t>
-      </w:r>
-      <w:proofErr w:type="spellStart"/>
-      <w:r>
-        <w:rPr>
-          <w:rFonts w:ascii="Garamond" w:hAnsi="Garamond"/>
-          <w:lang w:val="es-ES"/>
-        </w:rPr>
-        <w:t>lazdravan</w:t>
-      </w:r>
-      <w:proofErr w:type="spellEnd"/>
-      <w:r>
-        <w:rPr>
-          <w:rFonts w:ascii="Garamond" w:hAnsi="Garamond"/>
-          <w:lang w:val="es-ES"/>
-        </w:rPr>
-        <w:t xml:space="preserve"> por ello niños e mancebos e </w:t>
-      </w:r>
-      <w:proofErr w:type="spellStart"/>
-      <w:r>
-        <w:rPr>
-          <w:rFonts w:ascii="Garamond" w:hAnsi="Garamond"/>
-          <w:lang w:val="es-ES"/>
-        </w:rPr>
-        <w:t>ombres</w:t>
-      </w:r>
-      <w:proofErr w:type="spellEnd"/>
-      <w:r>
-        <w:rPr>
-          <w:rFonts w:ascii="Garamond" w:hAnsi="Garamond"/>
-          <w:lang w:val="es-ES"/>
-        </w:rPr>
-        <w:t xml:space="preserve"> </w:t>
-      </w:r>
-      <w:proofErr w:type="spellStart"/>
-      <w:r>
-        <w:rPr>
-          <w:rFonts w:ascii="Garamond" w:hAnsi="Garamond"/>
-          <w:lang w:val="es-ES"/>
-        </w:rPr>
-        <w:t>conplidos</w:t>
-      </w:r>
-      <w:proofErr w:type="spellEnd"/>
-      <w:r>
-        <w:rPr>
-          <w:rFonts w:ascii="Garamond" w:hAnsi="Garamond"/>
-          <w:lang w:val="es-ES"/>
-        </w:rPr>
-        <w:t xml:space="preserve"> e por esto quiso el nuestro señor tomar muerte en </w:t>
-      </w:r>
-      <w:proofErr w:type="spellStart"/>
-      <w:r>
-        <w:rPr>
-          <w:rFonts w:ascii="Garamond" w:hAnsi="Garamond"/>
-          <w:lang w:val="es-ES"/>
-        </w:rPr>
-        <w:t>edat</w:t>
-      </w:r>
-      <w:proofErr w:type="spellEnd"/>
-      <w:r>
-        <w:rPr>
-          <w:rFonts w:ascii="Garamond" w:hAnsi="Garamond"/>
-          <w:lang w:val="es-ES"/>
-        </w:rPr>
-        <w:t xml:space="preserve"> de treinta e tres años e medio por </w:t>
-      </w:r>
-      <w:proofErr w:type="spellStart"/>
-      <w:r>
-        <w:rPr>
-          <w:rFonts w:ascii="Garamond" w:hAnsi="Garamond"/>
-          <w:lang w:val="es-ES"/>
-        </w:rPr>
-        <w:t>razon</w:t>
-      </w:r>
-      <w:proofErr w:type="spellEnd"/>
-      <w:r>
-        <w:rPr>
-          <w:rFonts w:ascii="Garamond" w:hAnsi="Garamond"/>
-          <w:lang w:val="es-ES"/>
-        </w:rPr>
-        <w:t xml:space="preserve"> que esta </w:t>
-      </w:r>
-      <w:proofErr w:type="spellStart"/>
-      <w:r>
-        <w:rPr>
-          <w:rFonts w:ascii="Garamond" w:hAnsi="Garamond"/>
-          <w:lang w:val="es-ES"/>
-        </w:rPr>
-        <w:t>edat</w:t>
-      </w:r>
-      <w:proofErr w:type="spellEnd"/>
-      <w:r>
-        <w:rPr>
-          <w:rFonts w:ascii="Garamond" w:hAnsi="Garamond"/>
-          <w:lang w:val="es-ES"/>
-        </w:rPr>
-        <w:t xml:space="preserve"> </w:t>
-      </w:r>
-      <w:proofErr w:type="spellStart"/>
-      <w:r>
-        <w:rPr>
-          <w:rFonts w:ascii="Garamond" w:hAnsi="Garamond"/>
-          <w:lang w:val="es-ES"/>
-        </w:rPr>
-        <w:t>conprende</w:t>
-      </w:r>
-      <w:proofErr w:type="spellEnd"/>
-      <w:r>
-        <w:rPr>
-          <w:rFonts w:ascii="Garamond" w:hAnsi="Garamond"/>
-          <w:lang w:val="es-ES"/>
-        </w:rPr>
-        <w:t xml:space="preserve"> en si estas tres edades como te e ya contado a la </w:t>
-      </w:r>
-      <w:proofErr w:type="spellStart"/>
-      <w:r>
-        <w:rPr>
-          <w:rFonts w:ascii="Garamond" w:hAnsi="Garamond"/>
-          <w:lang w:val="es-ES"/>
-        </w:rPr>
-        <w:t>edat</w:t>
-      </w:r>
-      <w:proofErr w:type="spellEnd"/>
-      <w:r>
-        <w:rPr>
-          <w:rFonts w:ascii="Garamond" w:hAnsi="Garamond"/>
-          <w:lang w:val="es-ES"/>
-        </w:rPr>
-        <w:t xml:space="preserve"> de niñez </w:t>
-      </w:r>
-      <w:proofErr w:type="spellStart"/>
-      <w:r>
-        <w:rPr>
-          <w:rFonts w:ascii="Garamond" w:hAnsi="Garamond"/>
-          <w:lang w:val="es-ES"/>
-        </w:rPr>
-        <w:t>conprende</w:t>
-      </w:r>
-      <w:proofErr w:type="spellEnd"/>
-      <w:r>
-        <w:rPr>
-          <w:rFonts w:ascii="Garamond" w:hAnsi="Garamond"/>
-          <w:lang w:val="es-ES"/>
-        </w:rPr>
-        <w:t xml:space="preserve"> que paso por ella e a la </w:t>
-      </w:r>
-      <w:proofErr w:type="spellStart"/>
-      <w:r>
-        <w:rPr>
-          <w:rFonts w:ascii="Garamond" w:hAnsi="Garamond"/>
-          <w:lang w:val="es-ES"/>
-        </w:rPr>
-        <w:t>mancebia</w:t>
-      </w:r>
-      <w:proofErr w:type="spellEnd"/>
-      <w:r>
-        <w:rPr>
-          <w:rFonts w:ascii="Garamond" w:hAnsi="Garamond"/>
-          <w:lang w:val="es-ES"/>
-        </w:rPr>
-        <w:t xml:space="preserve"> por que se </w:t>
-      </w:r>
-      <w:proofErr w:type="spellStart"/>
-      <w:r>
-        <w:rPr>
-          <w:rFonts w:ascii="Garamond" w:hAnsi="Garamond"/>
-          <w:lang w:val="es-ES"/>
-        </w:rPr>
-        <w:t>cunplio</w:t>
-      </w:r>
-      <w:proofErr w:type="spellEnd"/>
-      <w:r>
-        <w:rPr>
-          <w:rFonts w:ascii="Garamond" w:hAnsi="Garamond"/>
-          <w:lang w:val="es-ES"/>
-        </w:rPr>
-        <w:t xml:space="preserve"> </w:t>
-      </w:r>
-      <w:proofErr w:type="spellStart"/>
-      <w:r>
-        <w:rPr>
-          <w:rFonts w:ascii="Garamond" w:hAnsi="Garamond"/>
-          <w:lang w:val="es-ES"/>
-        </w:rPr>
-        <w:t>alli</w:t>
-      </w:r>
-      <w:proofErr w:type="spellEnd"/>
-      <w:r>
-        <w:rPr>
-          <w:rFonts w:ascii="Garamond" w:hAnsi="Garamond"/>
-          <w:lang w:val="es-ES"/>
-        </w:rPr>
-        <w:t xml:space="preserve"> do se acabaron los treinta años e aquellos tres que son de </w:t>
-      </w:r>
-      <w:proofErr w:type="spellStart"/>
-      <w:r>
-        <w:rPr>
-          <w:rFonts w:ascii="Garamond" w:hAnsi="Garamond"/>
-          <w:lang w:val="es-ES"/>
-        </w:rPr>
-        <w:t>mas</w:t>
-      </w:r>
-      <w:proofErr w:type="spellEnd"/>
-      <w:r>
-        <w:rPr>
-          <w:rFonts w:ascii="Garamond" w:hAnsi="Garamond"/>
+          <w:rFonts w:ascii="Brill" w:hAnsi="Brill"/>
           <w:lang w:val="es-ES"/>
         </w:rPr>
         <w:t xml:space="preserve"> de los treinta llevo de la otra </w:t>
@@ -595,7 +467,7 @@
       <w:proofErr w:type="spellStart"/>
       <w:r>
         <w:rPr>
-          <w:rFonts w:ascii="Garamond" w:hAnsi="Garamond"/>
+          <w:rFonts w:ascii="Brill" w:hAnsi="Brill"/>
           <w:lang w:val="es-ES"/>
         </w:rPr>
         <w:t>hedat</w:t>
@@ -603,47 +475,15 @@
       <w:proofErr w:type="spellEnd"/>
       <w:r>
         <w:rPr>
-          <w:rFonts w:ascii="Garamond" w:hAnsi="Garamond"/>
-          <w:lang w:val="es-ES"/>
-        </w:rPr>
-        <w:t xml:space="preserve"> por </w:t>
-      </w:r>
-      <w:proofErr w:type="spellStart"/>
-      <w:r>
-        <w:rPr>
-          <w:rFonts w:ascii="Garamond" w:hAnsi="Garamond"/>
-          <w:lang w:val="es-ES"/>
-        </w:rPr>
-        <w:t>seer</w:t>
-      </w:r>
-      <w:proofErr w:type="spellEnd"/>
-      <w:r>
-        <w:rPr>
-          <w:rFonts w:ascii="Garamond" w:hAnsi="Garamond"/>
-          <w:lang w:val="es-ES"/>
-        </w:rPr>
-        <w:t xml:space="preserve"> </w:t>
-      </w:r>
-      <w:proofErr w:type="spellStart"/>
-      <w:r>
-        <w:rPr>
-          <w:rFonts w:ascii="Garamond" w:hAnsi="Garamond"/>
-          <w:lang w:val="es-ES"/>
-        </w:rPr>
-        <w:t>ombre</w:t>
-      </w:r>
-      <w:proofErr w:type="spellEnd"/>
-      <w:r>
-        <w:rPr>
-          <w:rFonts w:ascii="Garamond" w:hAnsi="Garamond"/>
-          <w:lang w:val="es-ES"/>
-        </w:rPr>
-        <w:t xml:space="preserve"> </w:t>
-      </w:r>
-      <w:proofErr w:type="spellStart"/>
-      <w:r>
-        <w:rPr>
-          <w:rFonts w:ascii="Garamond" w:hAnsi="Garamond"/>
+          <w:rFonts w:ascii="Brill" w:hAnsi="Brill"/>
+          <w:lang w:val="es-ES"/>
+        </w:rPr>
+        <w:t xml:space="preserve"> por seer ombre </w:t>
+      </w:r>
+      <w:proofErr w:type="spellStart"/>
+      <w:r>
+        <w:rPr>
+          <w:rFonts w:ascii="Brill" w:hAnsi="Brill"/>
           <w:lang w:val="es-ES"/>
         </w:rPr>
         <w:t>conplido</w:t>
@@ -661,7 +501,7 @@
 </file>
 
 <file path=word/styles.xml><?xml version="1.0" encoding="utf-8"?>
-<w:styles xmlns:mc="http://schemas.openxmlformats.org/markup-compatibility/2006" xmlns:r="http://schemas.openxmlformats.org/officeDocument/2006/relationships" xmlns:w="http://schemas.openxmlformats.org/wordprocessingml/2006/main" xmlns:w14="http://schemas.microsoft.com/office/word/2010/wordml" xmlns:w15="http://schemas.microsoft.com/office/word/2012/wordml" xmlns:w16cex="http://schemas.microsoft.com/office/word/2018/wordml/cex" xmlns:w16cid="http://schemas.microsoft.com/office/word/2016/wordml/cid" xmlns:w16="http://schemas.microsoft.com/office/word/2018/wordml" xmlns:w16sdtdh="http://schemas.microsoft.com/office/word/2020/wordml/sdtdatahash" xmlns:w16se="http://schemas.microsoft.com/office/word/2015/wordml/symex" mc:Ignorable="w14 w15 w16se w16cid w16 w16cex w16sdtdh">
+<w:styles xmlns:mc="http://schemas.openxmlformats.org/markup-compatibility/2006" xmlns:r="http://schemas.openxmlformats.org/officeDocument/2006/relationships" xmlns:w="http://schemas.openxmlformats.org/wordprocessingml/2006/main" xmlns:w14="http://schemas.microsoft.com/office/word/2010/wordml" xmlns:w15="http://schemas.microsoft.com/office/word/2012/wordml" xmlns:w16cex="http://schemas.microsoft.com/office/word/2018/wordml/cex" xmlns:w16cid="http://schemas.microsoft.com/office/word/2016/wordml/cid" xmlns:w16="http://schemas.microsoft.com/office/word/2018/wordml" xmlns:w16du="http://schemas.microsoft.com/office/word/2023/wordml/word16du" xmlns:w16sdtdh="http://schemas.microsoft.com/office/word/2020/wordml/sdtdatahash" xmlns:w16sdtfl="http://schemas.microsoft.com/office/word/2024/wordml/sdtformatlock" xmlns:w16se="http://schemas.microsoft.com/office/word/2015/wordml/symex" mc:Ignorable="w14 w15 w16se w16cid w16 w16cex w16sdtdh w16sdtfl w16du">
   <w:docDefaults>
     <w:rPrDefault>
       <w:rPr>
